--- a/Kunden/Schaufler/Dokumente/Azure_OpenAI_Anleitung.docx
+++ b/Kunden/Schaufler/Dokumente/Azure_OpenAI_Anleitung.docx
@@ -1,6 +1,6 @@
 
 <file path=word/document.xml><?xml version="1.0" encoding="utf-8"?>
-<w:document xmlns:wpc="http://schemas.microsoft.com/office/word/2010/wordprocessingCanvas" xmlns:cx="http://schemas.microsoft.com/office/drawing/2014/chartex" xmlns:cx1="http://schemas.microsoft.com/office/drawing/2015/9/8/chartex" xmlns:cx2="http://schemas.microsoft.com/office/drawing/2015/10/21/chartex" xmlns:cx3="http://schemas.microsoft.com/office/drawing/2016/5/9/chartex" xmlns:cx4="http://schemas.microsoft.com/office/drawing/2016/5/10/chartex" xmlns:cx5="http://schemas.microsoft.com/office/drawing/2016/5/11/chartex" xmlns:cx6="http://schemas.microsoft.com/office/drawing/2016/5/12/chartex" xmlns:cx7="http://schemas.microsoft.com/office/drawing/2016/5/13/chartex" xmlns:cx8="http://schemas.microsoft.com/office/drawing/2016/5/14/chartex" xmlns:mc="http://schemas.openxmlformats.org/markup-compatibility/2006" xmlns:aink="http://schemas.microsoft.com/office/drawing/2016/ink" xmlns:am3d="http://schemas.microsoft.com/office/drawing/2017/model3d" xmlns:o="urn:schemas-microsoft-com:office:office" xmlns:oel="http://schemas.microsoft.com/office/2019/extlst" xmlns:r="http://schemas.openxmlformats.org/officeDocument/2006/relationships" xmlns:m="http://schemas.openxmlformats.org/officeDocument/2006/math" xmlns:v="urn:schemas-microsoft-com:vml" xmlns:wp14="http://schemas.microsoft.com/office/word/2010/wordprocessingDrawing" xmlns:wp="http://schemas.openxmlformats.org/drawingml/2006/wordprocessingDrawing" xmlns:w10="urn:schemas-microsoft-com:office:word" xmlns:w="http://schemas.openxmlformats.org/wordprocessingml/2006/main" xmlns:w14="http://schemas.microsoft.com/office/word/2010/wordml" xmlns:w15="http://schemas.microsoft.com/office/word/2012/wordml" xmlns:w16cex="http://schemas.microsoft.com/office/word/2018/wordml/cex" xmlns:w16cid="http://schemas.microsoft.com/office/word/2016/wordml/cid" xmlns:w16="http://schemas.microsoft.com/office/word/2018/wordml" xmlns:w16du="http://schemas.microsoft.com/office/word/2023/wordml/word16du" xmlns:w16sdtdh="http://schemas.microsoft.com/office/word/2020/wordml/sdtdatahash" xmlns:w16sdtfl="http://schemas.microsoft.com/office/word/2024/wordml/sdtformatlock" xmlns:w16se="http://schemas.microsoft.com/office/word/2015/wordml/symex" xmlns:wpg="http://schemas.microsoft.com/office/word/2010/wordprocessingGroup" xmlns:wpi="http://schemas.microsoft.com/office/word/2010/wordprocessingInk" xmlns:wne="http://schemas.microsoft.com/office/word/2006/wordml" xmlns:wps="http://schemas.microsoft.com/office/word/2010/wordprocessingShape" mc:Ignorable="w14 w15 w16se w16cid w16 w16cex w16sdtdh w16sdtfl w16du wp14">
+<w:document xmlns:wpc="http://schemas.microsoft.com/office/word/2010/wordprocessingCanvas" xmlns:cx="http://schemas.microsoft.com/office/drawing/2014/chartex" xmlns:cx1="http://schemas.microsoft.com/office/drawing/2015/9/8/chartex" xmlns:cx2="http://schemas.microsoft.com/office/drawing/2015/10/21/chartex" xmlns:cx3="http://schemas.microsoft.com/office/drawing/2016/5/9/chartex" xmlns:cx4="http://schemas.microsoft.com/office/drawing/2016/5/10/chartex" xmlns:cx5="http://schemas.microsoft.com/office/drawing/2016/5/11/chartex" xmlns:cx6="http://schemas.microsoft.com/office/drawing/2016/5/12/chartex" xmlns:cx7="http://schemas.microsoft.com/office/drawing/2016/5/13/chartex" xmlns:cx8="http://schemas.microsoft.com/office/drawing/2016/5/14/chartex" xmlns:mc="http://schemas.openxmlformats.org/markup-compatibility/2006" xmlns:m="http://schemas.openxmlformats.org/officeDocument/2006/math" xmlns:aink="http://schemas.microsoft.com/office/drawing/2016/ink" xmlns:am3d="http://schemas.microsoft.com/office/drawing/2017/model3d" xmlns:oel="http://schemas.microsoft.com/office/2019/extlst" xmlns:r="http://schemas.openxmlformats.org/officeDocument/2006/relationships" xmlns:wp14="http://schemas.microsoft.com/office/word/2010/wordprocessingDrawing" xmlns:wp="http://schemas.openxmlformats.org/drawingml/2006/wordprocessingDrawing" xmlns:wpg="http://schemas.microsoft.com/office/word/2010/wordprocessingGroup" xmlns:wpi="http://schemas.microsoft.com/office/word/2010/wordprocessingInk" xmlns:wps="http://schemas.microsoft.com/office/word/2010/wordprocessingShape" xmlns:o="urn:schemas-microsoft-com:office:office" xmlns:v="urn:schemas-microsoft-com:vml" xmlns:w10="urn:schemas-microsoft-com:office:word" xmlns:w="http://schemas.openxmlformats.org/wordprocessingml/2006/main" xmlns:w14="http://schemas.microsoft.com/office/word/2010/wordml" xmlns:w15="http://schemas.microsoft.com/office/word/2012/wordml" xmlns:w16cex="http://schemas.microsoft.com/office/word/2018/wordml/cex" xmlns:w16cid="http://schemas.microsoft.com/office/word/2016/wordml/cid" xmlns:w16="http://schemas.microsoft.com/office/word/2018/wordml" xmlns:w16sdtdh="http://schemas.microsoft.com/office/word/2020/wordml/sdtdatahash" xmlns:w16sdtfl="http://schemas.microsoft.com/office/word/2024/wordml/sdtformatlock" xmlns:w16se="http://schemas.microsoft.com/office/word/2015/wordml/symex" xmlns:w16du="http://schemas.microsoft.com/office/word/2023/wordml/word16du" xmlns:wne="http://schemas.microsoft.com/office/word/2006/wordml" mc:Ignorable="w14 w15 w16se w16cid w16 w16cex w16sdtdh w16sdtfl w16du wp14">
   <w:body>
     <w:p>
       <w:r>
@@ -115,152 +115,6 @@
         <w:spacing w:before="20"/>
       </w:pPr>
     </w:p>
-    <w:tbl>
-      <w:tblPr>
-        <w:tblW w:w="9026" w:type="dxa"/>
-        <w:tblBorders>
-          <w:top w:val="single" w:sz="4" w:space="0" w:color="auto"/>
-          <w:left w:val="single" w:sz="4" w:space="0" w:color="auto"/>
-          <w:bottom w:val="single" w:sz="4" w:space="0" w:color="auto"/>
-          <w:right w:val="single" w:sz="4" w:space="0" w:color="auto"/>
-          <w:insideH w:val="single" w:sz="4" w:space="0" w:color="auto"/>
-          <w:insideV w:val="single" w:sz="4" w:space="0" w:color="auto"/>
-        </w:tblBorders>
-        <w:tblCellMar>
-          <w:left w:w="10" w:type="dxa"/>
-          <w:right w:w="10" w:type="dxa"/>
-        </w:tblCellMar>
-        <w:tblLook w:val="04A0" w:firstRow="1" w:lastRow="0" w:firstColumn="1" w:lastColumn="0" w:noHBand="0" w:noVBand="1"/>
-      </w:tblPr>
-      <w:tblGrid>
-        <w:gridCol w:w="9026"/>
-      </w:tblGrid>
-      <w:tr>
-        <w:tblPrEx>
-          <w:tblCellMar>
-            <w:top w:w="0" w:type="dxa"/>
-            <w:bottom w:w="0" w:type="dxa"/>
-          </w:tblCellMar>
-        </w:tblPrEx>
-        <w:tc>
-          <w:tcPr>
-            <w:tcW w:w="9026" w:type="dxa"/>
-            <w:tcBorders>
-              <w:top w:val="single" w:sz="4" w:space="0" w:color="7C3AED"/>
-              <w:left w:val="single" w:sz="8" w:space="0" w:color="7C3AED"/>
-              <w:bottom w:val="single" w:sz="4" w:space="0" w:color="7C3AED"/>
-              <w:right w:val="single" w:sz="4" w:space="0" w:color="7C3AED"/>
-            </w:tcBorders>
-            <w:shd w:val="clear" w:color="auto" w:fill="F3EFFF"/>
-            <w:tcMar>
-              <w:top w:w="140" w:type="dxa"/>
-              <w:left w:w="240" w:type="dxa"/>
-              <w:bottom w:w="140" w:type="dxa"/>
-              <w:right w:w="240" w:type="dxa"/>
-            </w:tcMar>
-          </w:tcPr>
-          <w:p>
-            <w:pPr>
-              <w:spacing w:before="28" w:after="28"/>
-            </w:pPr>
-            <w:r>
-              <w:rPr>
-                <w:b/>
-                <w:bCs/>
-                <w:color w:val="111111"/>
-              </w:rPr>
-              <w:t>Warum Azure OpenAI statt Standard-ChatGPT</w:t>
-            </w:r>
-          </w:p>
-          <w:p>
-            <w:pPr>
-              <w:spacing w:before="28" w:after="28"/>
-            </w:pPr>
-            <w:r>
-              <w:rPr>
-                <w:color w:val="444444"/>
-              </w:rPr>
-              <w:t xml:space="preserve">Azure OpenAI hostet dieselben GPT-Modelle in </w:t>
-            </w:r>
-            <w:proofErr w:type="spellStart"/>
-            <w:r>
-              <w:rPr>
-                <w:color w:val="444444"/>
-              </w:rPr>
-              <w:t>europaeischen</w:t>
-            </w:r>
-            <w:proofErr w:type="spellEnd"/>
-            <w:r>
-              <w:rPr>
-                <w:color w:val="444444"/>
-              </w:rPr>
-              <w:t xml:space="preserve"> Microsoft-Rechenzentren.</w:t>
-            </w:r>
-          </w:p>
-          <w:p>
-            <w:pPr>
-              <w:spacing w:before="28" w:after="28"/>
-            </w:pPr>
-            <w:r>
-              <w:rPr>
-                <w:color w:val="444444"/>
-              </w:rPr>
-              <w:t>Kein Training auf Kundendaten. Automatischer AVV (Auftragsverarbeitungsvertrag) mit Microsoft.</w:t>
-            </w:r>
-          </w:p>
-          <w:p>
-            <w:pPr>
-              <w:spacing w:before="28" w:after="28"/>
-            </w:pPr>
-            <w:r>
-              <w:rPr>
-                <w:color w:val="444444"/>
-              </w:rPr>
-              <w:t>EU-</w:t>
-            </w:r>
-            <w:proofErr w:type="spellStart"/>
-            <w:r>
-              <w:rPr>
-                <w:color w:val="444444"/>
-              </w:rPr>
-              <w:t>DataZone</w:t>
-            </w:r>
-            <w:proofErr w:type="spellEnd"/>
-            <w:r>
-              <w:rPr>
-                <w:color w:val="444444"/>
-              </w:rPr>
-              <w:t xml:space="preserve">-Garantie: Daten bleiben </w:t>
-            </w:r>
-            <w:proofErr w:type="spellStart"/>
-            <w:r>
-              <w:rPr>
-                <w:color w:val="444444"/>
-              </w:rPr>
-              <w:t>ausschliesslich</w:t>
-            </w:r>
-            <w:proofErr w:type="spellEnd"/>
-            <w:r>
-              <w:rPr>
-                <w:color w:val="444444"/>
-              </w:rPr>
-              <w:t xml:space="preserve"> innerhalb der EU.</w:t>
-            </w:r>
-          </w:p>
-          <w:p>
-            <w:pPr>
-              <w:spacing w:before="28" w:after="28"/>
-            </w:pPr>
-            <w:r>
-              <w:rPr>
-                <w:color w:val="444444"/>
-              </w:rPr>
-              <w:t>EU AI Act konform - alle Nachweise und Dokumentationen bereitgestellt.</w:t>
-            </w:r>
-          </w:p>
-        </w:tc>
-      </w:tr>
-    </w:tbl>
     <w:p>
       <w:r>
         <w:br w:type="page"/>
@@ -313,21 +167,19 @@
         <w:rPr>
           <w:color w:val="444444"/>
         </w:rPr>
-        <w:t xml:space="preserve"> dass folgende Punkte </w:t>
+        <w:t xml:space="preserve"> dass folgende Punkte erf</w:t>
       </w:r>
-      <w:proofErr w:type="spellStart"/>
       <w:r>
         <w:rPr>
           <w:color w:val="444444"/>
         </w:rPr>
-        <w:t>erfuellt</w:t>
+        <w:t>ü</w:t>
       </w:r>
-      <w:proofErr w:type="spellEnd"/>
       <w:r>
         <w:rPr>
           <w:color w:val="444444"/>
         </w:rPr>
-        <w:t xml:space="preserve"> </w:t>
+        <w:t xml:space="preserve">llt </w:t>
       </w:r>
       <w:proofErr w:type="gramStart"/>
       <w:r>
@@ -362,21 +214,19 @@
         <w:rPr>
           <w:color w:val="444444"/>
         </w:rPr>
-        <w:t>Microsoft-Konto (</w:t>
+        <w:t>Microsoft-Konto (Gesch</w:t>
       </w:r>
-      <w:proofErr w:type="spellStart"/>
       <w:r>
         <w:rPr>
           <w:color w:val="444444"/>
         </w:rPr>
-        <w:t>Geschaeftskonto</w:t>
+        <w:t>ä</w:t>
       </w:r>
-      <w:proofErr w:type="spellEnd"/>
       <w:r>
         <w:rPr>
           <w:color w:val="444444"/>
         </w:rPr>
-        <w:t xml:space="preserve"> oder privat)</w:t>
+        <w:t>ftskonto oder privat)</w:t>
       </w:r>
     </w:p>
     <w:p>
@@ -448,19 +298,23 @@
         </w:numPr>
         <w:spacing w:before="28" w:after="28"/>
       </w:pPr>
-      <w:proofErr w:type="spellStart"/>
       <w:r>
         <w:rPr>
           <w:color w:val="444444"/>
         </w:rPr>
-        <w:t>Fuer</w:t>
+        <w:t>F</w:t>
       </w:r>
-      <w:proofErr w:type="spellEnd"/>
       <w:r>
         <w:rPr>
           <w:color w:val="444444"/>
         </w:rPr>
-        <w:t xml:space="preserve"> Graph API: Microsoft 365 Abonnement und Admin-Berechtigungen in Azure Entra ID</w:t>
+        <w:t>ü</w:t>
+      </w:r>
+      <w:r>
+        <w:rPr>
+          <w:color w:val="444444"/>
+        </w:rPr>
+        <w:t>r Graph API: Microsoft 365 Abonnement und Admin-Berechtigungen in Azure Entra ID</w:t>
       </w:r>
     </w:p>
     <w:p>
@@ -489,12 +343,6 @@
         <w:gridCol w:w="9026"/>
       </w:tblGrid>
       <w:tr>
-        <w:tblPrEx>
-          <w:tblCellMar>
-            <w:top w:w="0" w:type="dxa"/>
-            <w:bottom w:w="0" w:type="dxa"/>
-          </w:tblCellMar>
-        </w:tblPrEx>
         <w:tc>
           <w:tcPr>
             <w:tcW w:w="9026" w:type="dxa"/>
@@ -565,54 +413,54 @@
               <w:rPr>
                 <w:color w:val="444444"/>
               </w:rPr>
-              <w:t xml:space="preserve"> Type ist 'Globaler Standard' - dabei </w:t>
-            </w:r>
-            <w:proofErr w:type="spellStart"/>
-            <w:r>
-              <w:rPr>
-                <w:color w:val="444444"/>
-              </w:rPr>
-              <w:t>koennen</w:t>
-            </w:r>
-            <w:proofErr w:type="spellEnd"/>
-            <w:r>
-              <w:rPr>
-                <w:color w:val="444444"/>
-              </w:rPr>
-              <w:t xml:space="preserve"> Anfragen weltweit geroutet werden.</w:t>
-            </w:r>
-          </w:p>
-          <w:p>
-            <w:pPr>
-              <w:spacing w:before="28" w:after="28"/>
-            </w:pPr>
-            <w:proofErr w:type="spellStart"/>
-            <w:r>
-              <w:rPr>
-                <w:color w:val="444444"/>
-              </w:rPr>
-              <w:t>Fuer</w:t>
-            </w:r>
-            <w:proofErr w:type="spellEnd"/>
-            <w:r>
-              <w:rPr>
-                <w:color w:val="444444"/>
-              </w:rPr>
-              <w:t xml:space="preserve"> DSGVO-</w:t>
-            </w:r>
-            <w:proofErr w:type="spellStart"/>
-            <w:r>
-              <w:rPr>
-                <w:color w:val="444444"/>
-              </w:rPr>
-              <w:t>Konformitaet</w:t>
-            </w:r>
-            <w:proofErr w:type="spellEnd"/>
-            <w:r>
-              <w:rPr>
-                <w:color w:val="444444"/>
-              </w:rPr>
-              <w:t xml:space="preserve"> muss zwingend 'Datenzonenstandard' (Data Zone Standard) verwendet werden.</w:t>
+              <w:t xml:space="preserve"> Type ist 'Globaler Standard' - dabei k</w:t>
+            </w:r>
+            <w:r>
+              <w:rPr>
+                <w:color w:val="444444"/>
+              </w:rPr>
+              <w:t>ö</w:t>
+            </w:r>
+            <w:r>
+              <w:rPr>
+                <w:color w:val="444444"/>
+              </w:rPr>
+              <w:t>nnen Anfragen weltweit geroutet werden.</w:t>
+            </w:r>
+          </w:p>
+          <w:p>
+            <w:pPr>
+              <w:spacing w:before="28" w:after="28"/>
+            </w:pPr>
+            <w:r>
+              <w:rPr>
+                <w:color w:val="444444"/>
+              </w:rPr>
+              <w:t>F</w:t>
+            </w:r>
+            <w:r>
+              <w:rPr>
+                <w:color w:val="444444"/>
+              </w:rPr>
+              <w:t>ü</w:t>
+            </w:r>
+            <w:r>
+              <w:rPr>
+                <w:color w:val="444444"/>
+              </w:rPr>
+              <w:t>r DSGVO-Konformit</w:t>
+            </w:r>
+            <w:r>
+              <w:rPr>
+                <w:color w:val="444444"/>
+              </w:rPr>
+              <w:t>ä</w:t>
+            </w:r>
+            <w:r>
+              <w:rPr>
+                <w:color w:val="444444"/>
+              </w:rPr>
+              <w:t>t muss zwingend 'Datenzonenstandard' (Data Zone Standard) verwendet werden.</w:t>
             </w:r>
           </w:p>
           <w:p>
@@ -685,12 +533,6 @@
         <w:gridCol w:w="9026"/>
       </w:tblGrid>
       <w:tr>
-        <w:tblPrEx>
-          <w:tblCellMar>
-            <w:top w:w="0" w:type="dxa"/>
-            <w:bottom w:w="0" w:type="dxa"/>
-          </w:tblCellMar>
-        </w:tblPrEx>
         <w:tc>
           <w:tcPr>
             <w:tcW w:w="9026" w:type="dxa"/>
@@ -749,19 +591,17 @@
               </w:rPr>
               <w:t xml:space="preserve">1. </w:t>
             </w:r>
-            <w:proofErr w:type="spellStart"/>
-            <w:r>
-              <w:rPr>
-                <w:color w:val="444444"/>
-              </w:rPr>
-              <w:t>Oeffnen</w:t>
-            </w:r>
-            <w:proofErr w:type="spellEnd"/>
-            <w:r>
-              <w:rPr>
-                <w:color w:val="444444"/>
-              </w:rPr>
-              <w:t xml:space="preserve"> Sie portal.azure.com in Ihrem Browser</w:t>
+            <w:r>
+              <w:rPr>
+                <w:color w:val="444444"/>
+              </w:rPr>
+              <w:t>Ö</w:t>
+            </w:r>
+            <w:r>
+              <w:rPr>
+                <w:color w:val="444444"/>
+              </w:rPr>
+              <w:t>ffnen Sie portal.azure.com in Ihrem Browser</w:t>
             </w:r>
           </w:p>
           <w:p>
@@ -794,21 +634,19 @@
               <w:rPr>
                 <w:color w:val="444444"/>
               </w:rPr>
-              <w:t xml:space="preserve">4. </w:t>
-            </w:r>
-            <w:proofErr w:type="spellStart"/>
-            <w:r>
-              <w:rPr>
-                <w:color w:val="444444"/>
-              </w:rPr>
-              <w:t>Waehlen</w:t>
-            </w:r>
-            <w:proofErr w:type="spellEnd"/>
-            <w:r>
-              <w:rPr>
-                <w:color w:val="444444"/>
-              </w:rPr>
-              <w:t xml:space="preserve"> Sie unter 'Dienste' den Eintrag 'Azure OpenAI' aus</w:t>
+              <w:t>4. W</w:t>
+            </w:r>
+            <w:r>
+              <w:rPr>
+                <w:color w:val="444444"/>
+              </w:rPr>
+              <w:t>ä</w:t>
+            </w:r>
+            <w:r>
+              <w:rPr>
+                <w:color w:val="444444"/>
+              </w:rPr>
+              <w:t>hlen Sie unter 'Dienste' den Eintrag 'Azure OpenAI' aus</w:t>
             </w:r>
           </w:p>
           <w:p>
@@ -851,12 +689,6 @@
         <w:gridCol w:w="9026"/>
       </w:tblGrid>
       <w:tr>
-        <w:tblPrEx>
-          <w:tblCellMar>
-            <w:top w:w="0" w:type="dxa"/>
-            <w:bottom w:w="0" w:type="dxa"/>
-          </w:tblCellMar>
-        </w:tblPrEx>
         <w:tc>
           <w:tcPr>
             <w:tcW w:w="9026" w:type="dxa"/>
@@ -936,14 +768,12 @@
               </w:rPr>
               <w:t xml:space="preserve">Abonnement: </w:t>
             </w:r>
-            <w:proofErr w:type="spellStart"/>
-            <w:r>
-              <w:rPr>
-                <w:color w:val="444444"/>
-              </w:rPr>
-              <w:t>Waehlen</w:t>
-            </w:r>
-            <w:proofErr w:type="spellEnd"/>
+            <w:r>
+              <w:rPr>
+                <w:color w:val="444444"/>
+              </w:rPr>
+              <w:t>Wählen</w:t>
+            </w:r>
             <w:r>
               <w:rPr>
                 <w:color w:val="444444"/>
@@ -1133,12 +963,6 @@
         <w:gridCol w:w="9026"/>
       </w:tblGrid>
       <w:tr>
-        <w:tblPrEx>
-          <w:tblCellMar>
-            <w:top w:w="0" w:type="dxa"/>
-            <w:bottom w:w="0" w:type="dxa"/>
-          </w:tblCellMar>
-        </w:tblPrEx>
         <w:tc>
           <w:tcPr>
             <w:tcW w:w="9026" w:type="dxa"/>
@@ -1195,21 +1019,19 @@
               <w:rPr>
                 <w:color w:val="111111"/>
               </w:rPr>
-              <w:t xml:space="preserve">Drei Optionen stehen zur Wahl. </w:t>
-            </w:r>
-            <w:proofErr w:type="spellStart"/>
+              <w:t>Drei Optionen stehen zur Wahl. F</w:t>
+            </w:r>
             <w:r>
               <w:rPr>
                 <w:color w:val="111111"/>
               </w:rPr>
-              <w:t>Fuer</w:t>
-            </w:r>
-            <w:proofErr w:type="spellEnd"/>
+              <w:t>ü</w:t>
+            </w:r>
             <w:r>
               <w:rPr>
                 <w:color w:val="111111"/>
               </w:rPr>
-              <w:t xml:space="preserve"> produktive Umgebungen empfehlen wir Option 2:</w:t>
+              <w:t>r produktive Umgebungen empfehlen wir Option 2:</w:t>
             </w:r>
           </w:p>
           <w:p>
@@ -1220,21 +1042,19 @@
               <w:rPr>
                 <w:color w:val="C0392B"/>
               </w:rPr>
-              <w:t xml:space="preserve">Option 1 - Alle Netzwerke: Jeder mit dem API Key kann zugreifen. Nicht empfohlen </w:t>
-            </w:r>
-            <w:proofErr w:type="spellStart"/>
+              <w:t>Option 1 - Alle Netzwerke: Jeder mit dem API Key kann zugreifen. Nicht empfohlen f</w:t>
+            </w:r>
             <w:r>
               <w:rPr>
                 <w:color w:val="C0392B"/>
               </w:rPr>
-              <w:t>fuer</w:t>
-            </w:r>
-            <w:proofErr w:type="spellEnd"/>
+              <w:t>ü</w:t>
+            </w:r>
             <w:r>
               <w:rPr>
                 <w:color w:val="C0392B"/>
               </w:rPr>
-              <w:t xml:space="preserve"> Unternehmensdaten.</w:t>
+              <w:t>r Unternehmensdaten.</w:t>
             </w:r>
           </w:p>
           <w:p>
@@ -1245,21 +1065,19 @@
               <w:rPr>
                 <w:color w:val="1A7A4A"/>
               </w:rPr>
-              <w:t xml:space="preserve">Option 2 - </w:t>
-            </w:r>
-            <w:proofErr w:type="spellStart"/>
+              <w:t>Option 2 - Ausgew</w:t>
+            </w:r>
             <w:r>
               <w:rPr>
                 <w:color w:val="1A7A4A"/>
               </w:rPr>
-              <w:t>Ausgewaehlte</w:t>
-            </w:r>
-            <w:proofErr w:type="spellEnd"/>
+              <w:t>ä</w:t>
+            </w:r>
             <w:r>
               <w:rPr>
                 <w:color w:val="1A7A4A"/>
               </w:rPr>
-              <w:t xml:space="preserve"> Netzwerke (empfohlen): Nur festgelegte IP-Adressen erhalten Zugriff.</w:t>
+              <w:t>hlte Netzwerke (empfohlen): Nur festgelegte IP-Adressen erhalten Zugriff.</w:t>
             </w:r>
           </w:p>
           <w:p>
@@ -1291,33 +1109,35 @@
             <w:pPr>
               <w:spacing w:before="28" w:after="28"/>
             </w:pPr>
-            <w:proofErr w:type="spellStart"/>
-            <w:r>
-              <w:rPr>
-                <w:color w:val="444444"/>
-              </w:rPr>
-              <w:t>Waehlen</w:t>
-            </w:r>
-            <w:proofErr w:type="spellEnd"/>
-            <w:r>
-              <w:rPr>
-                <w:color w:val="444444"/>
-              </w:rPr>
-              <w:t xml:space="preserve"> Sie Option 2. Die IP-</w:t>
-            </w:r>
-            <w:proofErr w:type="spellStart"/>
-            <w:r>
-              <w:rPr>
-                <w:color w:val="444444"/>
-              </w:rPr>
-              <w:t>Einschraenkung</w:t>
-            </w:r>
-            <w:proofErr w:type="spellEnd"/>
-            <w:r>
-              <w:rPr>
-                <w:color w:val="444444"/>
-              </w:rPr>
-              <w:t xml:space="preserve"> wird nach der Erstellung konfiguriert.</w:t>
+            <w:r>
+              <w:rPr>
+                <w:color w:val="444444"/>
+              </w:rPr>
+              <w:t>W</w:t>
+            </w:r>
+            <w:r>
+              <w:rPr>
+                <w:color w:val="444444"/>
+              </w:rPr>
+              <w:t>ä</w:t>
+            </w:r>
+            <w:r>
+              <w:rPr>
+                <w:color w:val="444444"/>
+              </w:rPr>
+              <w:t>hlen Sie Option 2. Die IP-Einschr</w:t>
+            </w:r>
+            <w:r>
+              <w:rPr>
+                <w:color w:val="444444"/>
+              </w:rPr>
+              <w:t>ä</w:t>
+            </w:r>
+            <w:r>
+              <w:rPr>
+                <w:color w:val="444444"/>
+              </w:rPr>
+              <w:t>nkung wird nach der Erstellung konfiguriert.</w:t>
             </w:r>
           </w:p>
           <w:p>
@@ -1360,12 +1180,6 @@
         <w:gridCol w:w="9026"/>
       </w:tblGrid>
       <w:tr>
-        <w:tblPrEx>
-          <w:tblCellMar>
-            <w:top w:w="0" w:type="dxa"/>
-            <w:bottom w:w="0" w:type="dxa"/>
-          </w:tblCellMar>
-        </w:tblPrEx>
         <w:tc>
           <w:tcPr>
             <w:tcW w:w="9026" w:type="dxa"/>
@@ -1529,12 +1343,6 @@
         <w:gridCol w:w="9026"/>
       </w:tblGrid>
       <w:tr>
-        <w:tblPrEx>
-          <w:tblCellMar>
-            <w:top w:w="0" w:type="dxa"/>
-            <w:bottom w:w="0" w:type="dxa"/>
-          </w:tblCellMar>
-        </w:tblPrEx>
         <w:tc>
           <w:tcPr>
             <w:tcW w:w="9026" w:type="dxa"/>
@@ -1589,7 +1397,15 @@
                 <w:bCs/>
                 <w:color w:val="1A4A8A"/>
               </w:rPr>
-              <w:t>Ueberpruefung</w:t>
+              <w:t>Ü</w:t>
+            </w:r>
+            <w:r>
+              <w:rPr>
+                <w:b/>
+                <w:bCs/>
+                <w:color w:val="1A4A8A"/>
+              </w:rPr>
+              <w:t>berpruefung</w:t>
             </w:r>
             <w:proofErr w:type="spellEnd"/>
             <w:r>
@@ -1704,12 +1520,6 @@
         <w:gridCol w:w="9026"/>
       </w:tblGrid>
       <w:tr>
-        <w:tblPrEx>
-          <w:tblCellMar>
-            <w:top w:w="0" w:type="dxa"/>
-            <w:bottom w:w="0" w:type="dxa"/>
-          </w:tblCellMar>
-        </w:tblPrEx>
         <w:tc>
           <w:tcPr>
             <w:tcW w:w="9026" w:type="dxa"/>
@@ -1948,12 +1758,6 @@
         <w:gridCol w:w="9026"/>
       </w:tblGrid>
       <w:tr>
-        <w:tblPrEx>
-          <w:tblCellMar>
-            <w:top w:w="0" w:type="dxa"/>
-            <w:bottom w:w="0" w:type="dxa"/>
-          </w:tblCellMar>
-        </w:tblPrEx>
         <w:tc>
           <w:tcPr>
             <w:tcW w:w="9026" w:type="dxa"/>
@@ -2199,12 +2003,6 @@
         <w:gridCol w:w="9026"/>
       </w:tblGrid>
       <w:tr>
-        <w:tblPrEx>
-          <w:tblCellMar>
-            <w:top w:w="0" w:type="dxa"/>
-            <w:bottom w:w="0" w:type="dxa"/>
-          </w:tblCellMar>
-        </w:tblPrEx>
         <w:tc>
           <w:tcPr>
             <w:tcW w:w="9026" w:type="dxa"/>
@@ -2476,12 +2274,6 @@
         <w:gridCol w:w="9026"/>
       </w:tblGrid>
       <w:tr>
-        <w:tblPrEx>
-          <w:tblCellMar>
-            <w:top w:w="0" w:type="dxa"/>
-            <w:bottom w:w="0" w:type="dxa"/>
-          </w:tblCellMar>
-        </w:tblPrEx>
         <w:tc>
           <w:tcPr>
             <w:tcW w:w="9026" w:type="dxa"/>
@@ -2729,12 +2521,6 @@
         <w:gridCol w:w="9026"/>
       </w:tblGrid>
       <w:tr>
-        <w:tblPrEx>
-          <w:tblCellMar>
-            <w:top w:w="0" w:type="dxa"/>
-            <w:bottom w:w="0" w:type="dxa"/>
-          </w:tblCellMar>
-        </w:tblPrEx>
         <w:tc>
           <w:tcPr>
             <w:tcW w:w="9026" w:type="dxa"/>
@@ -2875,12 +2661,6 @@
         <w:gridCol w:w="9026"/>
       </w:tblGrid>
       <w:tr>
-        <w:tblPrEx>
-          <w:tblCellMar>
-            <w:top w:w="0" w:type="dxa"/>
-            <w:bottom w:w="0" w:type="dxa"/>
-          </w:tblCellMar>
-        </w:tblPrEx>
         <w:tc>
           <w:tcPr>
             <w:tcW w:w="9026" w:type="dxa"/>
@@ -3564,12 +3344,6 @@
         <w:gridCol w:w="9026"/>
       </w:tblGrid>
       <w:tr>
-        <w:tblPrEx>
-          <w:tblCellMar>
-            <w:top w:w="0" w:type="dxa"/>
-            <w:bottom w:w="0" w:type="dxa"/>
-          </w:tblCellMar>
-        </w:tblPrEx>
         <w:tc>
           <w:tcPr>
             <w:tcW w:w="9026" w:type="dxa"/>
@@ -3751,12 +3525,6 @@
         <w:gridCol w:w="9026"/>
       </w:tblGrid>
       <w:tr>
-        <w:tblPrEx>
-          <w:tblCellMar>
-            <w:top w:w="0" w:type="dxa"/>
-            <w:bottom w:w="0" w:type="dxa"/>
-          </w:tblCellMar>
-        </w:tblPrEx>
         <w:tc>
           <w:tcPr>
             <w:tcW w:w="9026" w:type="dxa"/>
@@ -3895,12 +3663,6 @@
         <w:gridCol w:w="9026"/>
       </w:tblGrid>
       <w:tr>
-        <w:tblPrEx>
-          <w:tblCellMar>
-            <w:top w:w="0" w:type="dxa"/>
-            <w:bottom w:w="0" w:type="dxa"/>
-          </w:tblCellMar>
-        </w:tblPrEx>
         <w:tc>
           <w:tcPr>
             <w:tcW w:w="9026" w:type="dxa"/>
@@ -4097,12 +3859,6 @@
         <w:gridCol w:w="9026"/>
       </w:tblGrid>
       <w:tr>
-        <w:tblPrEx>
-          <w:tblCellMar>
-            <w:top w:w="0" w:type="dxa"/>
-            <w:bottom w:w="0" w:type="dxa"/>
-          </w:tblCellMar>
-        </w:tblPrEx>
         <w:tc>
           <w:tcPr>
             <w:tcW w:w="9026" w:type="dxa"/>
@@ -4254,12 +4010,6 @@
         <w:gridCol w:w="9026"/>
       </w:tblGrid>
       <w:tr>
-        <w:tblPrEx>
-          <w:tblCellMar>
-            <w:top w:w="0" w:type="dxa"/>
-            <w:bottom w:w="0" w:type="dxa"/>
-          </w:tblCellMar>
-        </w:tblPrEx>
         <w:tc>
           <w:tcPr>
             <w:tcW w:w="9026" w:type="dxa"/>
@@ -4473,12 +4223,6 @@
         <w:gridCol w:w="9026"/>
       </w:tblGrid>
       <w:tr>
-        <w:tblPrEx>
-          <w:tblCellMar>
-            <w:top w:w="0" w:type="dxa"/>
-            <w:bottom w:w="0" w:type="dxa"/>
-          </w:tblCellMar>
-        </w:tblPrEx>
         <w:tc>
           <w:tcPr>
             <w:tcW w:w="9026" w:type="dxa"/>
@@ -4863,12 +4607,6 @@
         <w:gridCol w:w="9026"/>
       </w:tblGrid>
       <w:tr>
-        <w:tblPrEx>
-          <w:tblCellMar>
-            <w:top w:w="0" w:type="dxa"/>
-            <w:bottom w:w="0" w:type="dxa"/>
-          </w:tblCellMar>
-        </w:tblPrEx>
         <w:tc>
           <w:tcPr>
             <w:tcW w:w="9026" w:type="dxa"/>
@@ -4972,12 +4710,6 @@
         <w:gridCol w:w="9026"/>
       </w:tblGrid>
       <w:tr>
-        <w:tblPrEx>
-          <w:tblCellMar>
-            <w:top w:w="0" w:type="dxa"/>
-            <w:bottom w:w="0" w:type="dxa"/>
-          </w:tblCellMar>
-        </w:tblPrEx>
         <w:tc>
           <w:tcPr>
             <w:tcW w:w="9026" w:type="dxa"/>
@@ -5120,12 +4852,6 @@
         <w:gridCol w:w="9026"/>
       </w:tblGrid>
       <w:tr>
-        <w:tblPrEx>
-          <w:tblCellMar>
-            <w:top w:w="0" w:type="dxa"/>
-            <w:bottom w:w="0" w:type="dxa"/>
-          </w:tblCellMar>
-        </w:tblPrEx>
         <w:tc>
           <w:tcPr>
             <w:tcW w:w="9026" w:type="dxa"/>
@@ -5247,12 +4973,6 @@
         <w:gridCol w:w="9026"/>
       </w:tblGrid>
       <w:tr>
-        <w:tblPrEx>
-          <w:tblCellMar>
-            <w:top w:w="0" w:type="dxa"/>
-            <w:bottom w:w="0" w:type="dxa"/>
-          </w:tblCellMar>
-        </w:tblPrEx>
         <w:tc>
           <w:tcPr>
             <w:tcW w:w="9026" w:type="dxa"/>
@@ -5489,12 +5209,6 @@
         <w:gridCol w:w="9026"/>
       </w:tblGrid>
       <w:tr>
-        <w:tblPrEx>
-          <w:tblCellMar>
-            <w:top w:w="0" w:type="dxa"/>
-            <w:bottom w:w="0" w:type="dxa"/>
-          </w:tblCellMar>
-        </w:tblPrEx>
         <w:tc>
           <w:tcPr>
             <w:tcW w:w="9026" w:type="dxa"/>
@@ -5583,12 +5297,6 @@
         <w:gridCol w:w="9026"/>
       </w:tblGrid>
       <w:tr>
-        <w:tblPrEx>
-          <w:tblCellMar>
-            <w:top w:w="0" w:type="dxa"/>
-            <w:bottom w:w="0" w:type="dxa"/>
-          </w:tblCellMar>
-        </w:tblPrEx>
         <w:tc>
           <w:tcPr>
             <w:tcW w:w="9026" w:type="dxa"/>
@@ -6320,27 +6028,7 @@
                 <w:sz w:val="18"/>
                 <w:szCs w:val="18"/>
               </w:rPr>
-              <w:t xml:space="preserve"> </w:t>
-            </w:r>
-            <w:proofErr w:type="spellStart"/>
-            <w:r>
-              <w:rPr>
-                <w:rFonts w:ascii="Courier New" w:eastAsia="Courier New" w:hAnsi="Courier New" w:cs="Courier New"/>
-                <w:color w:val="1A1A1A"/>
-                <w:sz w:val="18"/>
-                <w:szCs w:val="18"/>
-              </w:rPr>
-              <w:t>site</w:t>
-            </w:r>
-            <w:proofErr w:type="spellEnd"/>
-            <w:r>
-              <w:rPr>
-                <w:rFonts w:ascii="Courier New" w:eastAsia="Courier New" w:hAnsi="Courier New" w:cs="Courier New"/>
-                <w:color w:val="1A1A1A"/>
-                <w:sz w:val="18"/>
-                <w:szCs w:val="18"/>
-              </w:rPr>
-              <w:t xml:space="preserve"> in </w:t>
+              <w:t xml:space="preserve"> site in </w:t>
             </w:r>
             <w:proofErr w:type="spellStart"/>
             <w:r>
@@ -6532,12 +6220,6 @@
         <w:gridCol w:w="9026"/>
       </w:tblGrid>
       <w:tr>
-        <w:tblPrEx>
-          <w:tblCellMar>
-            <w:top w:w="0" w:type="dxa"/>
-            <w:bottom w:w="0" w:type="dxa"/>
-          </w:tblCellMar>
-        </w:tblPrEx>
         <w:tc>
           <w:tcPr>
             <w:tcW w:w="9026" w:type="dxa"/>
@@ -6634,12 +6316,6 @@
         <w:gridCol w:w="9026"/>
       </w:tblGrid>
       <w:tr>
-        <w:tblPrEx>
-          <w:tblCellMar>
-            <w:top w:w="0" w:type="dxa"/>
-            <w:bottom w:w="0" w:type="dxa"/>
-          </w:tblCellMar>
-        </w:tblPrEx>
         <w:tc>
           <w:tcPr>
             <w:tcW w:w="9026" w:type="dxa"/>
@@ -8455,12 +8131,6 @@
         <w:gridCol w:w="9026"/>
       </w:tblGrid>
       <w:tr>
-        <w:tblPrEx>
-          <w:tblCellMar>
-            <w:top w:w="0" w:type="dxa"/>
-            <w:bottom w:w="0" w:type="dxa"/>
-          </w:tblCellMar>
-        </w:tblPrEx>
         <w:tc>
           <w:tcPr>
             <w:tcW w:w="9026" w:type="dxa"/>
@@ -8606,12 +8276,6 @@
         <w:gridCol w:w="9026"/>
       </w:tblGrid>
       <w:tr>
-        <w:tblPrEx>
-          <w:tblCellMar>
-            <w:top w:w="0" w:type="dxa"/>
-            <w:bottom w:w="0" w:type="dxa"/>
-          </w:tblCellMar>
-        </w:tblPrEx>
         <w:tc>
           <w:tcPr>
             <w:tcW w:w="9026" w:type="dxa"/>
@@ -8734,12 +8398,6 @@
         <w:gridCol w:w="9026"/>
       </w:tblGrid>
       <w:tr>
-        <w:tblPrEx>
-          <w:tblCellMar>
-            <w:top w:w="0" w:type="dxa"/>
-            <w:bottom w:w="0" w:type="dxa"/>
-          </w:tblCellMar>
-        </w:tblPrEx>
         <w:tc>
           <w:tcPr>
             <w:tcW w:w="9026" w:type="dxa"/>
@@ -9019,7 +8677,7 @@
 </file>
 
 <file path=word/numbering.xml><?xml version="1.0" encoding="utf-8"?>
-<w:numbering xmlns:wpc="http://schemas.microsoft.com/office/word/2010/wordprocessingCanvas" xmlns:cx="http://schemas.microsoft.com/office/drawing/2014/chartex" xmlns:cx1="http://schemas.microsoft.com/office/drawing/2015/9/8/chartex" xmlns:cx2="http://schemas.microsoft.com/office/drawing/2015/10/21/chartex" xmlns:cx3="http://schemas.microsoft.com/office/drawing/2016/5/9/chartex" xmlns:cx4="http://schemas.microsoft.com/office/drawing/2016/5/10/chartex" xmlns:cx5="http://schemas.microsoft.com/office/drawing/2016/5/11/chartex" xmlns:cx6="http://schemas.microsoft.com/office/drawing/2016/5/12/chartex" xmlns:cx7="http://schemas.microsoft.com/office/drawing/2016/5/13/chartex" xmlns:cx8="http://schemas.microsoft.com/office/drawing/2016/5/14/chartex" xmlns:mc="http://schemas.openxmlformats.org/markup-compatibility/2006" xmlns:aink="http://schemas.microsoft.com/office/drawing/2016/ink" xmlns:am3d="http://schemas.microsoft.com/office/drawing/2017/model3d" xmlns:o="urn:schemas-microsoft-com:office:office" xmlns:oel="http://schemas.microsoft.com/office/2019/extlst" xmlns:r="http://schemas.openxmlformats.org/officeDocument/2006/relationships" xmlns:m="http://schemas.openxmlformats.org/officeDocument/2006/math" xmlns:v="urn:schemas-microsoft-com:vml" xmlns:wp14="http://schemas.microsoft.com/office/word/2010/wordprocessingDrawing" xmlns:wp="http://schemas.openxmlformats.org/drawingml/2006/wordprocessingDrawing" xmlns:w10="urn:schemas-microsoft-com:office:word" xmlns:w="http://schemas.openxmlformats.org/wordprocessingml/2006/main" xmlns:w14="http://schemas.microsoft.com/office/word/2010/wordml" xmlns:w15="http://schemas.microsoft.com/office/word/2012/wordml" xmlns:w16cex="http://schemas.microsoft.com/office/word/2018/wordml/cex" xmlns:w16cid="http://schemas.microsoft.com/office/word/2016/wordml/cid" xmlns:w16="http://schemas.microsoft.com/office/word/2018/wordml" xmlns:w16du="http://schemas.microsoft.com/office/word/2023/wordml/word16du" xmlns:w16sdtdh="http://schemas.microsoft.com/office/word/2020/wordml/sdtdatahash" xmlns:w16sdtfl="http://schemas.microsoft.com/office/word/2024/wordml/sdtformatlock" xmlns:w16se="http://schemas.microsoft.com/office/word/2015/wordml/symex" xmlns:wpg="http://schemas.microsoft.com/office/word/2010/wordprocessingGroup" xmlns:wpi="http://schemas.microsoft.com/office/word/2010/wordprocessingInk" xmlns:wne="http://schemas.microsoft.com/office/word/2006/wordml" xmlns:wps="http://schemas.microsoft.com/office/word/2010/wordprocessingShape" mc:Ignorable="w14 w15 w16se w16cid w16 w16cex w16sdtdh w16sdtfl w16du wp14">
+<w:numbering xmlns:wpc="http://schemas.microsoft.com/office/word/2010/wordprocessingCanvas" xmlns:cx="http://schemas.microsoft.com/office/drawing/2014/chartex" xmlns:cx1="http://schemas.microsoft.com/office/drawing/2015/9/8/chartex" xmlns:cx2="http://schemas.microsoft.com/office/drawing/2015/10/21/chartex" xmlns:cx3="http://schemas.microsoft.com/office/drawing/2016/5/9/chartex" xmlns:cx4="http://schemas.microsoft.com/office/drawing/2016/5/10/chartex" xmlns:cx5="http://schemas.microsoft.com/office/drawing/2016/5/11/chartex" xmlns:cx6="http://schemas.microsoft.com/office/drawing/2016/5/12/chartex" xmlns:cx7="http://schemas.microsoft.com/office/drawing/2016/5/13/chartex" xmlns:cx8="http://schemas.microsoft.com/office/drawing/2016/5/14/chartex" xmlns:mc="http://schemas.openxmlformats.org/markup-compatibility/2006" xmlns:m="http://schemas.openxmlformats.org/officeDocument/2006/math" xmlns:aink="http://schemas.microsoft.com/office/drawing/2016/ink" xmlns:am3d="http://schemas.microsoft.com/office/drawing/2017/model3d" xmlns:oel="http://schemas.microsoft.com/office/2019/extlst" xmlns:r="http://schemas.openxmlformats.org/officeDocument/2006/relationships" xmlns:wp14="http://schemas.microsoft.com/office/word/2010/wordprocessingDrawing" xmlns:wp="http://schemas.openxmlformats.org/drawingml/2006/wordprocessingDrawing" xmlns:wpg="http://schemas.microsoft.com/office/word/2010/wordprocessingGroup" xmlns:wpi="http://schemas.microsoft.com/office/word/2010/wordprocessingInk" xmlns:wps="http://schemas.microsoft.com/office/word/2010/wordprocessingShape" xmlns:o="urn:schemas-microsoft-com:office:office" xmlns:v="urn:schemas-microsoft-com:vml" xmlns:w10="urn:schemas-microsoft-com:office:word" xmlns:w="http://schemas.openxmlformats.org/wordprocessingml/2006/main" xmlns:w14="http://schemas.microsoft.com/office/word/2010/wordml" xmlns:w15="http://schemas.microsoft.com/office/word/2012/wordml" xmlns:w16cex="http://schemas.microsoft.com/office/word/2018/wordml/cex" xmlns:w16cid="http://schemas.microsoft.com/office/word/2016/wordml/cid" xmlns:w16="http://schemas.microsoft.com/office/word/2018/wordml" xmlns:w16sdtdh="http://schemas.microsoft.com/office/word/2020/wordml/sdtdatahash" xmlns:w16sdtfl="http://schemas.microsoft.com/office/word/2024/wordml/sdtformatlock" xmlns:w16se="http://schemas.microsoft.com/office/word/2015/wordml/symex" xmlns:w16du="http://schemas.microsoft.com/office/word/2023/wordml/word16du" xmlns:wne="http://schemas.microsoft.com/office/word/2006/wordml" mc:Ignorable="w14 w15 w16se w16cid w16 w16cex w16sdtdh w16sdtfl w16du wp14">
   <w:abstractNum w:abstractNumId="0" w15:restartNumberingAfterBreak="0">
     <w:nsid w:val="14BE5F39"/>
     <w:multiLevelType w:val="hybridMultilevel"/>
@@ -9230,7 +8888,7 @@
 </file>
 
 <file path=word/styles.xml><?xml version="1.0" encoding="utf-8"?>
-<w:styles xmlns:mc="http://schemas.openxmlformats.org/markup-compatibility/2006" xmlns:r="http://schemas.openxmlformats.org/officeDocument/2006/relationships" xmlns:w="http://schemas.openxmlformats.org/wordprocessingml/2006/main" xmlns:w14="http://schemas.microsoft.com/office/word/2010/wordml" xmlns:w15="http://schemas.microsoft.com/office/word/2012/wordml" xmlns:w16cex="http://schemas.microsoft.com/office/word/2018/wordml/cex" xmlns:w16cid="http://schemas.microsoft.com/office/word/2016/wordml/cid" xmlns:w16="http://schemas.microsoft.com/office/word/2018/wordml" xmlns:w16du="http://schemas.microsoft.com/office/word/2023/wordml/word16du" xmlns:w16sdtdh="http://schemas.microsoft.com/office/word/2020/wordml/sdtdatahash" xmlns:w16sdtfl="http://schemas.microsoft.com/office/word/2024/wordml/sdtformatlock" xmlns:w16se="http://schemas.microsoft.com/office/word/2015/wordml/symex" mc:Ignorable="w14 w15 w16se w16cid w16 w16cex w16sdtdh w16sdtfl w16du">
+<w:styles xmlns:mc="http://schemas.openxmlformats.org/markup-compatibility/2006" xmlns:r="http://schemas.openxmlformats.org/officeDocument/2006/relationships" xmlns:w="http://schemas.openxmlformats.org/wordprocessingml/2006/main" xmlns:w14="http://schemas.microsoft.com/office/word/2010/wordml" xmlns:w15="http://schemas.microsoft.com/office/word/2012/wordml" xmlns:w16cex="http://schemas.microsoft.com/office/word/2018/wordml/cex" xmlns:w16cid="http://schemas.microsoft.com/office/word/2016/wordml/cid" xmlns:w16="http://schemas.microsoft.com/office/word/2018/wordml" xmlns:w16sdtdh="http://schemas.microsoft.com/office/word/2020/wordml/sdtdatahash" xmlns:w16sdtfl="http://schemas.microsoft.com/office/word/2024/wordml/sdtformatlock" xmlns:w16se="http://schemas.microsoft.com/office/word/2015/wordml/symex" xmlns:w16du="http://schemas.microsoft.com/office/word/2023/wordml/word16du" mc:Ignorable="w14 w15 w16se w16cid w16 w16cex w16sdtdh w16sdtfl w16du">
   <w:docDefaults>
     <w:rPrDefault>
       <w:rPr>
